--- a/Seminario de Sistemas/Clases/Proyecto Integrador/Enunciado Proyecto Integrador - Seminario de Sistemas - 2026-2.docx
+++ b/Seminario de Sistemas/Clases/Proyecto Integrador/Enunciado Proyecto Integrador - Seminario de Sistemas - 2026-2.docx
@@ -121,7 +121,7 @@
           <w:color w:val="095292"/>
           <w:sz w:val="20"/>
         </w:rPr>
-        <w:t>Versión estudiante — Entrega en ExamLab según hitos del plan.</w:t>
+        <w:t>Versión estudiante — Entrega final en ExamLab: dom 15/11/2026, 11:59 p. m.</w:t>
       </w:r>
     </w:p>
     <w:p>
@@ -944,7 +944,7 @@
                 <w:color w:val="2B2B2B"/>
                 <w:sz w:val="20"/>
               </w:rPr>
-              <w:t>S13 (Clase 15)</w:t>
+              <w:t>Plazo unico</w:t>
             </w:r>
           </w:p>
         </w:tc>
@@ -962,7 +962,7 @@
                 <w:color w:val="2B2B2B"/>
                 <w:sz w:val="20"/>
               </w:rPr>
-              <w:t>19/11</w:t>
+              <w:t>dom 15/11</w:t>
             </w:r>
           </w:p>
         </w:tc>
@@ -980,7 +980,60 @@
                 <w:color w:val="2B2B2B"/>
                 <w:sz w:val="20"/>
               </w:rPr>
-              <w:t>Sustentacion final (mismo dia del Parcial 3)</w:t>
+              <w:t>Entrega final en ExamLab hasta las 11:59 p. m.: un .zip + el enlace a la carpeta o al repositorio</w:t>
+            </w:r>
+          </w:p>
+        </w:tc>
+      </w:tr>
+      <w:tr>
+        <w:tc>
+          <w:tcPr>
+            <w:tcW w:type="dxa" w:w="3264"/>
+          </w:tcPr>
+          <w:p>
+            <w:r/>
+            <w:r>
+              <w:rPr>
+                <w:rFonts w:ascii="Calibri" w:hAnsi="Calibri" w:eastAsia="Calibri"/>
+                <w:b w:val="0"/>
+                <w:color w:val="2B2B2B"/>
+                <w:sz w:val="20"/>
+              </w:rPr>
+              <w:t>S13 (Clase 15)</w:t>
+            </w:r>
+          </w:p>
+        </w:tc>
+        <w:tc>
+          <w:tcPr>
+            <w:tcW w:type="dxa" w:w="3264"/>
+          </w:tcPr>
+          <w:p>
+            <w:r/>
+            <w:r>
+              <w:rPr>
+                <w:rFonts w:ascii="Calibri" w:hAnsi="Calibri" w:eastAsia="Calibri"/>
+                <w:b w:val="0"/>
+                <w:color w:val="2B2B2B"/>
+                <w:sz w:val="20"/>
+              </w:rPr>
+              <w:t>19/11</w:t>
+            </w:r>
+          </w:p>
+        </w:tc>
+        <w:tc>
+          <w:tcPr>
+            <w:tcW w:type="dxa" w:w="3264"/>
+          </w:tcPr>
+          <w:p>
+            <w:r/>
+            <w:r>
+              <w:rPr>
+                <w:rFonts w:ascii="Calibri" w:hAnsi="Calibri" w:eastAsia="Calibri"/>
+                <w:b w:val="0"/>
+                <w:color w:val="2B2B2B"/>
+                <w:sz w:val="20"/>
+              </w:rPr>
+              <w:t>Sustentacion final: 15 min + 5 de preguntas (mismo dia del Parcial 3)</w:t>
             </w:r>
           </w:p>
         </w:tc>
@@ -1064,7 +1117,7 @@
           <w:color w:val="2B2B2B"/>
           <w:sz w:val="22"/>
         </w:rPr>
-        <w:t>Sustentacion de 5-8 minutos (si hay equipo autorizado, deben participar todos los integrantes).</w:t>
+        <w:t>Sustentacion: 15 minutos de exposicion + 5 de preguntas, turno de 20 minutos (si hay equipo autorizado, deben participar todos los integrantes).</w:t>
       </w:r>
     </w:p>
     <w:p>
@@ -1495,23 +1548,14 @@
           <w:color w:val="095292"/>
           <w:sz w:val="24"/>
         </w:rPr>
-        <w:t>8. Entrega</w:t>
+        <w:t>8. Entrega y sustentacion</w:t>
       </w:r>
     </w:p>
     <w:p>
       <w:pPr>
-        <w:spacing w:after="120" w:before="0"/>
-        <w:jc w:val="left"/>
+        <w:pStyle w:val="ListBullet"/>
+        <w:spacing w:after="40"/>
       </w:pPr>
-      <w:r>
-        <w:rPr>
-          <w:rFonts w:ascii="Calibri" w:hAnsi="Calibri" w:eastAsia="Calibri"/>
-          <w:b w:val="0"/>
-          <w:color w:val="2B2B2B"/>
-          <w:sz w:val="22"/>
-        </w:rPr>
-        <w:t xml:space="preserve">Entrega en </w:t>
-      </w:r>
       <w:r>
         <w:rPr>
           <w:rFonts w:ascii="Calibri" w:hAnsi="Calibri" w:eastAsia="Calibri"/>
@@ -1519,7 +1563,7 @@
           <w:color w:val="2B2B2B"/>
           <w:sz w:val="22"/>
         </w:rPr>
-        <w:t>ExamLab</w:t>
+        <w:t>Plazo unico:</w:t>
       </w:r>
       <w:r>
         <w:rPr>
@@ -1528,7 +1572,103 @@
           <w:color w:val="2B2B2B"/>
           <w:sz w:val="22"/>
         </w:rPr>
-        <w:t xml:space="preserve"> segun los hitos del plan. Envio individual.</w:t>
+        <w:t xml:space="preserve"> domingo 15 de noviembre de 2026, 11:59 p. m., en ExamLab.</w:t>
+      </w:r>
+    </w:p>
+    <w:p>
+      <w:pPr>
+        <w:pStyle w:val="ListBullet"/>
+        <w:spacing w:after="40"/>
+      </w:pPr>
+      <w:r>
+        <w:rPr>
+          <w:rFonts w:ascii="Calibri" w:hAnsi="Calibri" w:eastAsia="Calibri"/>
+          <w:b/>
+          <w:color w:val="2B2B2B"/>
+          <w:sz w:val="22"/>
+        </w:rPr>
+        <w:t>Que se sube:</w:t>
+      </w:r>
+      <w:r>
+        <w:rPr>
+          <w:rFonts w:ascii="Calibri" w:hAnsi="Calibri" w:eastAsia="Calibri"/>
+          <w:b w:val="0"/>
+          <w:color w:val="2B2B2B"/>
+          <w:sz w:val="22"/>
+        </w:rPr>
+        <w:t xml:space="preserve"> un solo archivo .zip con todo —codigo, documentos, diagramas y capturas—; dentro puede ir cualquier tipo de archivo, y pesa como maximo 50 MB.</w:t>
+      </w:r>
+    </w:p>
+    <w:p>
+      <w:pPr>
+        <w:pStyle w:val="ListBullet"/>
+        <w:spacing w:after="40"/>
+      </w:pPr>
+      <w:r>
+        <w:rPr>
+          <w:rFonts w:ascii="Calibri" w:hAnsi="Calibri" w:eastAsia="Calibri"/>
+          <w:b/>
+          <w:color w:val="2B2B2B"/>
+          <w:sz w:val="22"/>
+        </w:rPr>
+        <w:t>Enlace obligatorio:</w:t>
+      </w:r>
+      <w:r>
+        <w:rPr>
+          <w:rFonts w:ascii="Calibri" w:hAnsi="Calibri" w:eastAsia="Calibri"/>
+          <w:b w:val="0"/>
+          <w:color w:val="2B2B2B"/>
+          <w:sz w:val="22"/>
+        </w:rPr>
+        <w:t xml:space="preserve"> junto al .zip va el enlace al repositorio de GitHub o a la carpeta de Drive del proyecto.</w:t>
+      </w:r>
+    </w:p>
+    <w:p>
+      <w:pPr>
+        <w:pStyle w:val="ListBullet"/>
+        <w:spacing w:after="40"/>
+      </w:pPr>
+      <w:r>
+        <w:rPr>
+          <w:rFonts w:ascii="Calibri" w:hAnsi="Calibri" w:eastAsia="Calibri"/>
+          <w:b/>
+          <w:color w:val="2B2B2B"/>
+          <w:sz w:val="22"/>
+        </w:rPr>
+        <w:t>Una sola entrega por estudiante,</w:t>
+      </w:r>
+      <w:r>
+        <w:rPr>
+          <w:rFonts w:ascii="Calibri" w:hAnsi="Calibri" w:eastAsia="Calibri"/>
+          <w:b w:val="0"/>
+          <w:color w:val="2B2B2B"/>
+          <w:sz w:val="22"/>
+        </w:rPr>
+        <w:t xml:space="preserve"> tambien si el docente autorizo trabajar en equipo.</w:t>
+      </w:r>
+    </w:p>
+    <w:p>
+      <w:pPr>
+        <w:pStyle w:val="ListBullet"/>
+        <w:spacing w:after="40"/>
+      </w:pPr>
+      <w:r>
+        <w:rPr>
+          <w:rFonts w:ascii="Calibri" w:hAnsi="Calibri" w:eastAsia="Calibri"/>
+          <w:b/>
+          <w:color w:val="2B2B2B"/>
+          <w:sz w:val="22"/>
+        </w:rPr>
+        <w:t>Sustentacion:</w:t>
+      </w:r>
+      <w:r>
+        <w:rPr>
+          <w:rFonts w:ascii="Calibri" w:hAnsi="Calibri" w:eastAsia="Calibri"/>
+          <w:b w:val="0"/>
+          <w:color w:val="2B2B2B"/>
+          <w:sz w:val="22"/>
+        </w:rPr>
+        <w:t xml:space="preserve"> jueves 19/11/2026, en la ultima clase (sesion 13, mismo dia del Parcial 3), por Meet: 15 minutos de exposicion + 5 minutos de preguntas (turno de 20 minutos).</w:t>
       </w:r>
     </w:p>
     <w:sectPr>

--- a/Seminario de Sistemas/Clases/Proyecto Integrador/Enunciado Proyecto Integrador - Seminario de Sistemas - 2026-2.docx
+++ b/Seminario de Sistemas/Clases/Proyecto Integrador/Enunciado Proyecto Integrador - Seminario de Sistemas - 2026-2.docx
@@ -110,7 +110,7 @@
     </w:p>
     <w:p>
       <w:pPr>
-        <w:spacing w:after="200" w:before="0"/>
+        <w:spacing w:after="80" w:before="0"/>
         <w:jc w:val="center"/>
         <w:shd w:val="clear" w:fill="E8F4FA"/>
       </w:pPr>
@@ -122,6 +122,22 @@
           <w:sz w:val="20"/>
         </w:rPr>
         <w:t>Versión estudiante — Entrega final en ExamLab: dom 15/11/2026, 11:59 p. m.</w:t>
+      </w:r>
+    </w:p>
+    <w:p>
+      <w:pPr>
+        <w:spacing w:after="200" w:before="0"/>
+        <w:jc w:val="center"/>
+        <w:shd w:val="clear" w:fill="FFF8D6"/>
+      </w:pPr>
+      <w:r>
+        <w:rPr>
+          <w:rFonts w:ascii="Calibri" w:hAnsi="Calibri" w:eastAsia="Calibri"/>
+          <w:b/>
+          <w:color w:val="095292"/>
+          <w:sz w:val="22"/>
+        </w:rPr>
+        <w:t>Proyecto en equipo de 4 a 5 integrantes (máximo 5) — no es individual</w:t>
       </w:r>
     </w:p>
     <w:p>
@@ -185,6 +201,31 @@
           <w:sz w:val="22"/>
         </w:rPr>
         <w:t>Peso: 20% del Corte 3 (Acuerdo pedagogico). El Parcial 3 (15%) y la asistencia (5%) se evaluan por separado.</w:t>
+      </w:r>
+    </w:p>
+    <w:p>
+      <w:pPr>
+        <w:spacing w:after="160" w:before="0"/>
+        <w:jc w:val="left"/>
+        <w:shd w:val="clear" w:fill="FFF8D6"/>
+      </w:pPr>
+      <w:r>
+        <w:rPr>
+          <w:rFonts w:ascii="Calibri" w:hAnsi="Calibri" w:eastAsia="Calibri"/>
+          <w:b/>
+          <w:color w:val="2B2B2B"/>
+          <w:sz w:val="22"/>
+        </w:rPr>
+        <w:t>Modalidad: en equipo de 4 a 5 integrantes (maximo 5).</w:t>
+      </w:r>
+      <w:r>
+        <w:rPr>
+          <w:rFonts w:ascii="Calibri" w:hAnsi="Calibri" w:eastAsia="Calibri"/>
+          <w:b w:val="0"/>
+          <w:color w:val="2B2B2B"/>
+          <w:sz w:val="22"/>
+        </w:rPr>
+        <w:t xml:space="preserve"> Este semestre el proyecto no es individual: lo construye el equipo completo y lo sustentan todos sus integrantes.</w:t>
       </w:r>
     </w:p>
     <w:p>
@@ -1117,7 +1158,7 @@
           <w:color w:val="2B2B2B"/>
           <w:sz w:val="22"/>
         </w:rPr>
-        <w:t>Sustentacion: 15 minutos de exposicion + 5 de preguntas, turno de 20 minutos (si hay equipo autorizado, deben participar todos los integrantes).</w:t>
+        <w:t>Sustentacion: 15 minutos de exposicion + 5 de preguntas por equipo, turno de 20 minutos; participan todos los integrantes.</w:t>
       </w:r>
     </w:p>
     <w:p>
@@ -1524,7 +1565,7 @@
                 <w:color w:val="2B2B2B"/>
                 <w:sz w:val="20"/>
               </w:rPr>
-              <w:t>Se pregunta al azar sobre cualquier parte; con equipo, todos explican</w:t>
+              <w:t>Se pregunta al azar a cualquier integrante sobre cualquier parte</w:t>
             </w:r>
           </w:p>
         </w:tc>
@@ -1635,7 +1676,7 @@
           <w:color w:val="2B2B2B"/>
           <w:sz w:val="22"/>
         </w:rPr>
-        <w:t>Una sola entrega por estudiante,</w:t>
+        <w:t>Cada integrante sube la entrega del equipo</w:t>
       </w:r>
       <w:r>
         <w:rPr>
@@ -1644,7 +1685,7 @@
           <w:color w:val="2B2B2B"/>
           <w:sz w:val="22"/>
         </w:rPr>
-        <w:t xml:space="preserve"> tambien si el docente autorizo trabajar en equipo.</w:t>
+        <w:t xml:space="preserve"> desde su propia cuenta: el mismo .zip y el mismo enlace; una sola entrega por estudiante.</w:t>
       </w:r>
     </w:p>
     <w:p>
@@ -1668,7 +1709,7 @@
           <w:color w:val="2B2B2B"/>
           <w:sz w:val="22"/>
         </w:rPr>
-        <w:t xml:space="preserve"> jueves 19/11/2026, en la ultima clase (sesion 13, mismo dia del Parcial 3), por Meet: 15 minutos de exposicion + 5 minutos de preguntas (turno de 20 minutos).</w:t>
+        <w:t xml:space="preserve"> jueves 19/11/2026, en la ultima clase (sesion 13, mismo dia del Parcial 3), por Meet: 15 minutos de exposicion + 5 minutos de preguntas por equipo (turno de 20 minutos); hablan todos los integrantes.</w:t>
       </w:r>
     </w:p>
     <w:sectPr>

--- a/Seminario de Sistemas/Clases/Proyecto Integrador/Enunciado Proyecto Integrador - Seminario de Sistemas - 2026-2.docx
+++ b/Seminario de Sistemas/Clases/Proyecto Integrador/Enunciado Proyecto Integrador - Seminario de Sistemas - 2026-2.docx
@@ -216,7 +216,7 @@
           <w:color w:val="2B2B2B"/>
           <w:sz w:val="22"/>
         </w:rPr>
-        <w:t>Modalidad: en equipo de 4 a 5 integrantes (maximo 5).</w:t>
+        <w:t>Modalidad del proyecto: en equipo de 4 a 5 integrantes (maximo 5).</w:t>
       </w:r>
       <w:r>
         <w:rPr>
@@ -225,7 +225,7 @@
           <w:color w:val="2B2B2B"/>
           <w:sz w:val="22"/>
         </w:rPr>
-        <w:t xml:space="preserve"> Este semestre el proyecto no es individual: lo construye el equipo completo y lo sustentan todos sus integrantes.</w:t>
+        <w:t xml:space="preserve"> Este semestre el Proyecto Integrador no es individual: lo construye el equipo completo y lo sustentan todos sus integrantes. Esta regla es solo para el proyecto: talleres, quices, parciales y demas entregables mantienen la modalidad que se indique en cada uno.</w:t>
       </w:r>
     </w:p>
     <w:p>

--- a/Seminario de Sistemas/Clases/Proyecto Integrador/Enunciado Proyecto Integrador - Seminario de Sistemas - 2026-2.docx
+++ b/Seminario de Sistemas/Clases/Proyecto Integrador/Enunciado Proyecto Integrador - Seminario de Sistemas - 2026-2.docx
@@ -1637,8 +1637,212 @@
           <w:color w:val="2B2B2B"/>
           <w:sz w:val="22"/>
         </w:rPr>
-        <w:t xml:space="preserve"> un solo archivo .zip con todo —codigo, documentos, diagramas y capturas—; dentro puede ir cualquier tipo de archivo, y pesa como maximo 50 MB.</w:t>
+        <w:t xml:space="preserve"> un solo archivo .zip —dentro puede ir cualquier tipo de archivo; maximo 50 MB—, con esto adentro:</w:t>
       </w:r>
+    </w:p>
+    <w:tbl>
+      <w:tblPr>
+        <w:tblStyle w:val="TableGrid"/>
+        <w:tblW w:type="auto" w:w="0"/>
+        <w:tblLayout w:type="fixed"/>
+        <w:tblLook w:firstColumn="1" w:firstRow="1" w:lastColumn="0" w:lastRow="0" w:noHBand="0" w:noVBand="1" w:val="04A0"/>
+      </w:tblPr>
+      <w:tblGrid>
+        <w:gridCol w:w="4896"/>
+        <w:gridCol w:w="4896"/>
+      </w:tblGrid>
+      <w:tr>
+        <w:tc>
+          <w:tcPr>
+            <w:tcW w:type="dxa" w:w="2448"/>
+            <w:shd w:val="clear" w:fill="095292"/>
+          </w:tcPr>
+          <w:p>
+            <w:r/>
+            <w:r>
+              <w:rPr>
+                <w:rFonts w:ascii="Calibri" w:hAnsi="Calibri" w:eastAsia="Calibri"/>
+                <w:b/>
+                <w:color w:val="FFFFFF"/>
+                <w:sz w:val="20"/>
+              </w:rPr>
+              <w:t>En el .zip</w:t>
+            </w:r>
+          </w:p>
+        </w:tc>
+        <w:tc>
+          <w:tcPr>
+            <w:tcW w:type="dxa" w:w="7344"/>
+            <w:shd w:val="clear" w:fill="095292"/>
+          </w:tcPr>
+          <w:p>
+            <w:r/>
+            <w:r>
+              <w:rPr>
+                <w:rFonts w:ascii="Calibri" w:hAnsi="Calibri" w:eastAsia="Calibri"/>
+                <w:b/>
+                <w:color w:val="FFFFFF"/>
+                <w:sz w:val="20"/>
+              </w:rPr>
+              <w:t>Que contiene</w:t>
+            </w:r>
+          </w:p>
+        </w:tc>
+      </w:tr>
+      <w:tr>
+        <w:tc>
+          <w:tcPr>
+            <w:tcW w:type="dxa" w:w="2448"/>
+          </w:tcPr>
+          <w:p>
+            <w:r/>
+            <w:r>
+              <w:rPr>
+                <w:rFonts w:ascii="Calibri" w:hAnsi="Calibri" w:eastAsia="Calibri"/>
+                <w:b w:val="0"/>
+                <w:color w:val="2B2B2B"/>
+                <w:sz w:val="20"/>
+              </w:rPr>
+              <w:t>Documento de diseno</w:t>
+            </w:r>
+          </w:p>
+        </w:tc>
+        <w:tc>
+          <w:tcPr>
+            <w:tcW w:type="dxa" w:w="7344"/>
+          </w:tcPr>
+          <w:p>
+            <w:r/>
+            <w:r>
+              <w:rPr>
+                <w:rFonts w:ascii="Calibri" w:hAnsi="Calibri" w:eastAsia="Calibri"/>
+                <w:b w:val="0"/>
+                <w:color w:val="2B2B2B"/>
+                <w:sz w:val="20"/>
+              </w:rPr>
+              <w:t>PDF: requisitos RF/RNF, casos de uso, diagrama de clases, diagrama dinamico (actividad o secuencia) y diccionario de datos con el formato de almacenamiento.</w:t>
+            </w:r>
+          </w:p>
+        </w:tc>
+      </w:tr>
+      <w:tr>
+        <w:tc>
+          <w:tcPr>
+            <w:tcW w:type="dxa" w:w="2448"/>
+            <w:shd w:val="clear" w:fill="F2F2F2"/>
+          </w:tcPr>
+          <w:p>
+            <w:r/>
+            <w:r>
+              <w:rPr>
+                <w:rFonts w:ascii="Calibri" w:hAnsi="Calibri" w:eastAsia="Calibri"/>
+                <w:b w:val="0"/>
+                <w:color w:val="2B2B2B"/>
+                <w:sz w:val="20"/>
+              </w:rPr>
+              <w:t>diagramas/</w:t>
+            </w:r>
+          </w:p>
+        </w:tc>
+        <w:tc>
+          <w:tcPr>
+            <w:tcW w:type="dxa" w:w="7344"/>
+            <w:shd w:val="clear" w:fill="F2F2F2"/>
+          </w:tcPr>
+          <w:p>
+            <w:r/>
+            <w:r>
+              <w:rPr>
+                <w:rFonts w:ascii="Calibri" w:hAnsi="Calibri" w:eastAsia="Calibri"/>
+                <w:b w:val="0"/>
+                <w:color w:val="2B2B2B"/>
+                <w:sz w:val="20"/>
+              </w:rPr>
+              <w:t>Cada diagrama exportado en PNG, con su archivo fuente.</w:t>
+            </w:r>
+          </w:p>
+        </w:tc>
+      </w:tr>
+      <w:tr>
+        <w:tc>
+          <w:tcPr>
+            <w:tcW w:type="dxa" w:w="2448"/>
+          </w:tcPr>
+          <w:p>
+            <w:r/>
+            <w:r>
+              <w:rPr>
+                <w:rFonts w:ascii="Calibri" w:hAnsi="Calibri" w:eastAsia="Calibri"/>
+                <w:b w:val="0"/>
+                <w:color w:val="2B2B2B"/>
+                <w:sz w:val="20"/>
+              </w:rPr>
+              <w:t>Mockup</w:t>
+            </w:r>
+          </w:p>
+        </w:tc>
+        <w:tc>
+          <w:tcPr>
+            <w:tcW w:type="dxa" w:w="7344"/>
+          </w:tcPr>
+          <w:p>
+            <w:r/>
+            <w:r>
+              <w:rPr>
+                <w:rFonts w:ascii="Calibri" w:hAnsi="Calibri" w:eastAsia="Calibri"/>
+                <w:b w:val="0"/>
+                <w:color w:val="2B2B2B"/>
+                <w:sz w:val="20"/>
+              </w:rPr>
+              <w:t>El PDF exportado de las pantallas. El enlace al mockup navegable (Figma, Penpot o Balsamiq) va dentro del documento de diseno.</w:t>
+            </w:r>
+          </w:p>
+        </w:tc>
+      </w:tr>
+      <w:tr>
+        <w:tc>
+          <w:tcPr>
+            <w:tcW w:type="dxa" w:w="2448"/>
+            <w:shd w:val="clear" w:fill="F2F2F2"/>
+          </w:tcPr>
+          <w:p>
+            <w:r/>
+            <w:r>
+              <w:rPr>
+                <w:rFonts w:ascii="Calibri" w:hAnsi="Calibri" w:eastAsia="Calibri"/>
+                <w:b w:val="0"/>
+                <w:color w:val="2B2B2B"/>
+                <w:sz w:val="20"/>
+              </w:rPr>
+              <w:t>Plan de pruebas</w:t>
+            </w:r>
+          </w:p>
+        </w:tc>
+        <w:tc>
+          <w:tcPr>
+            <w:tcW w:type="dxa" w:w="7344"/>
+            <w:shd w:val="clear" w:fill="F2F2F2"/>
+          </w:tcPr>
+          <w:p>
+            <w:r/>
+            <w:r>
+              <w:rPr>
+                <w:rFonts w:ascii="Calibri" w:hAnsi="Calibri" w:eastAsia="Calibri"/>
+                <w:b w:val="0"/>
+                <w:color w:val="2B2B2B"/>
+                <w:sz w:val="20"/>
+              </w:rPr>
+              <w:t>Los casos de prueba, cada uno trazado al requisito que verifica.</w:t>
+            </w:r>
+          </w:p>
+        </w:tc>
+      </w:tr>
+    </w:tbl>
+    <w:p>
+      <w:pPr>
+        <w:spacing w:after="80" w:before="0"/>
+        <w:jc w:val="left"/>
+      </w:pPr>
     </w:p>
     <w:p>
       <w:pPr>
@@ -1661,7 +1865,7 @@
           <w:color w:val="2B2B2B"/>
           <w:sz w:val="22"/>
         </w:rPr>
-        <w:t xml:space="preserve"> junto al .zip va el enlace al repositorio de GitHub o a la carpeta de Drive del proyecto.</w:t>
+        <w:t xml:space="preserve"> junto al .zip, la carpeta de Drive del equipo o el repositorio, con los mismos archivos.</w:t>
       </w:r>
     </w:p>
     <w:p>
@@ -1710,6 +1914,30 @@
           <w:sz w:val="22"/>
         </w:rPr>
         <w:t xml:space="preserve"> jueves 19/11/2026, en la ultima clase (sesion 13, mismo dia del Parcial 3), por Meet: 15 minutos de exposicion + 5 minutos de preguntas por equipo (turno de 20 minutos); hablan todos los integrantes.</w:t>
+      </w:r>
+    </w:p>
+    <w:p>
+      <w:pPr>
+        <w:pStyle w:val="ListBullet"/>
+        <w:spacing w:after="40"/>
+      </w:pPr>
+      <w:r>
+        <w:rPr>
+          <w:rFonts w:ascii="Calibri" w:hAnsi="Calibri" w:eastAsia="Calibri"/>
+          <w:b/>
+          <w:color w:val="2B2B2B"/>
+          <w:sz w:val="22"/>
+        </w:rPr>
+        <w:t>Que se muestra en la sustentacion:</w:t>
+      </w:r>
+      <w:r>
+        <w:rPr>
+          <w:rFonts w:ascii="Calibri" w:hAnsi="Calibri" w:eastAsia="Calibri"/>
+          <w:b w:val="0"/>
+          <w:color w:val="2B2B2B"/>
+          <w:sz w:val="22"/>
+        </w:rPr>
+        <w:t xml:space="preserve"> el mockup navegable recorriendo el flujo critico (registrar, buscar y ver el historial) y la trazabilidad de un requisito hasta su caso de uso y su caso de prueba.</w:t>
       </w:r>
     </w:p>
     <w:sectPr>

--- a/Seminario de Sistemas/Clases/Proyecto Integrador/Enunciado Proyecto Integrador - Seminario de Sistemas - 2026-2.docx
+++ b/Seminario de Sistemas/Clases/Proyecto Integrador/Enunciado Proyecto Integrador - Seminario de Sistemas - 2026-2.docx
@@ -152,7 +152,7 @@
           <w:color w:val="095292"/>
           <w:sz w:val="24"/>
         </w:rPr>
-        <w:t>1. Proposito</w:t>
+        <w:t>1. Que van a hacer</w:t>
       </w:r>
     </w:p>
     <w:p>
@@ -167,95 +167,7 @@
           <w:color w:val="2B2B2B"/>
           <w:sz w:val="22"/>
         </w:rPr>
-        <w:t xml:space="preserve">Disenar la arquitectura, los requisitos y la interfaz del sistema VetCare para la clinica veterinaria «Huellitas». Su rol en esta asignatura es de </w:t>
-      </w:r>
-      <w:r>
-        <w:rPr>
-          <w:rFonts w:ascii="Calibri" w:hAnsi="Calibri" w:eastAsia="Calibri"/>
-          <w:b/>
-          <w:color w:val="2B2B2B"/>
-          <w:sz w:val="22"/>
-        </w:rPr>
-        <w:t>analista funcional y arquitecto de software</w:t>
-      </w:r>
-      <w:r>
-        <w:rPr>
-          <w:rFonts w:ascii="Calibri" w:hAnsi="Calibri" w:eastAsia="Calibri"/>
-          <w:b w:val="0"/>
-          <w:color w:val="2B2B2B"/>
-          <w:sz w:val="22"/>
-        </w:rPr>
-        <w:t>: aqui no se construye la casa, se dibujan los planos para que cualquier equipo pueda construirla.</w:t>
-      </w:r>
-    </w:p>
-    <w:p>
-      <w:pPr>
-        <w:spacing w:after="120" w:before="0"/>
-        <w:jc w:val="left"/>
-      </w:pPr>
-      <w:r>
-        <w:rPr>
-          <w:rFonts w:ascii="Calibri" w:hAnsi="Calibri" w:eastAsia="Calibri"/>
-          <w:b w:val="0"/>
-          <w:color w:val="2B2B2B"/>
-          <w:sz w:val="22"/>
-        </w:rPr>
-        <w:t>Peso: 20% del Corte 3 (Acuerdo pedagogico). El Parcial 3 (15%) y la asistencia (5%) se evaluan por separado.</w:t>
-      </w:r>
-    </w:p>
-    <w:p>
-      <w:pPr>
-        <w:spacing w:after="160" w:before="0"/>
-        <w:jc w:val="left"/>
-        <w:shd w:val="clear" w:fill="FFF8D6"/>
-      </w:pPr>
-      <w:r>
-        <w:rPr>
-          <w:rFonts w:ascii="Calibri" w:hAnsi="Calibri" w:eastAsia="Calibri"/>
-          <w:b/>
-          <w:color w:val="2B2B2B"/>
-          <w:sz w:val="22"/>
-        </w:rPr>
-        <w:t>Modalidad del proyecto: en equipo de 4 a 5 integrantes (maximo 5).</w:t>
-      </w:r>
-      <w:r>
-        <w:rPr>
-          <w:rFonts w:ascii="Calibri" w:hAnsi="Calibri" w:eastAsia="Calibri"/>
-          <w:b w:val="0"/>
-          <w:color w:val="2B2B2B"/>
-          <w:sz w:val="22"/>
-        </w:rPr>
-        <w:t xml:space="preserve"> Este semestre el Proyecto Integrador no es individual: lo construye el equipo completo y lo sustentan todos sus integrantes. Esta regla es solo para el proyecto: talleres, quices, parciales y demas entregables mantienen la modalidad que se indique en cada uno.</w:t>
-      </w:r>
-    </w:p>
-    <w:p>
-      <w:pPr>
-        <w:spacing w:after="120" w:before="240"/>
-        <w:jc w:val="left"/>
-      </w:pPr>
-      <w:r>
-        <w:rPr>
-          <w:rFonts w:ascii="Calibri" w:hAnsi="Calibri" w:eastAsia="Calibri"/>
-          <w:b/>
-          <w:color w:val="095292"/>
-          <w:sz w:val="24"/>
-        </w:rPr>
-        <w:t>2. Contexto del cliente</w:t>
-      </w:r>
-    </w:p>
-    <w:p>
-      <w:pPr>
-        <w:spacing w:after="120" w:before="0"/>
-        <w:jc w:val="left"/>
-      </w:pPr>
-      <w:r>
-        <w:rPr>
-          <w:rFonts w:ascii="Calibri" w:hAnsi="Calibri" w:eastAsia="Calibri"/>
-          <w:b w:val="0"/>
-          <w:color w:val="2B2B2B"/>
-          <w:sz w:val="22"/>
-        </w:rPr>
-        <w:t xml:space="preserve">La Clinica Veterinaria «Huellitas» atiende un alto volumen de pacientes y hoy lleva toda su gestion en carpetas de papel. La administracion reporta tres problemas: se extravian fichas de pacientes, buscar un historial en el archivo fisico genera filas en la sala de espera, y no hay metricas (no saben cuantas especies atienden al mes). Ustedes fueron contratados para resolverlo con un sistema llamado </w:t>
+        <w:t xml:space="preserve">Disenar los planos del sistema </w:t>
       </w:r>
       <w:r>
         <w:rPr>
@@ -273,22 +185,22 @@
           <w:color w:val="2B2B2B"/>
           <w:sz w:val="22"/>
         </w:rPr>
-        <w:t>.</w:t>
+        <w:t xml:space="preserve"> para la clinica veterinaria «Huellitas»: requisitos, diagramas UML, interfaz y datos. Aqui no se programa: se disena para que cualquier equipo pueda construirlo.</w:t>
       </w:r>
     </w:p>
     <w:p>
       <w:pPr>
-        <w:spacing w:after="80" w:before="160"/>
+        <w:spacing w:after="120" w:before="0"/>
         <w:jc w:val="left"/>
       </w:pPr>
       <w:r>
         <w:rPr>
           <w:rFonts w:ascii="Calibri" w:hAnsi="Calibri" w:eastAsia="Calibri"/>
-          <w:b/>
-          <w:color w:val="269CCB"/>
+          <w:b w:val="0"/>
+          <w:color w:val="2B2B2B"/>
           <w:sz w:val="22"/>
         </w:rPr>
-        <w:t>Requerimientos que el veterinario jefe pidio en la primera entrevista</w:t>
+        <w:t>Lo que pidio el veterinario jefe en la primera entrevista (es material crudo: convertirlo en requisitos es parte del trabajo):</w:t>
       </w:r>
     </w:p>
     <w:p>
@@ -370,6 +282,7 @@
       <w:pPr>
         <w:spacing w:after="120" w:before="0"/>
         <w:jc w:val="left"/>
+        <w:shd w:val="clear" w:fill="E8F4FA"/>
       </w:pPr>
       <w:r>
         <w:rPr>
@@ -378,7 +291,58 @@
           <w:color w:val="2B2B2B"/>
           <w:sz w:val="22"/>
         </w:rPr>
-        <w:t>Esas cinco frases son material crudo de entrevista, no requisitos formales. Convertirlas en RF/RNF bien escritos es parte del trabajo.</w:t>
+        <w:t>Si cursa tambien Programacion II (</w:t>
+      </w:r>
+      <w:r>
+        <w:rPr>
+          <w:rFonts w:ascii="Calibri" w:hAnsi="Calibri" w:eastAsia="Calibri"/>
+          <w:b/>
+          <w:color w:val="2B2B2B"/>
+          <w:sz w:val="22"/>
+        </w:rPr>
+        <w:t>caso A</w:t>
+      </w:r>
+      <w:r>
+        <w:rPr>
+          <w:rFonts w:ascii="Calibri" w:hAnsi="Calibri" w:eastAsia="Calibri"/>
+          <w:b w:val="0"/>
+          <w:color w:val="2B2B2B"/>
+          <w:sz w:val="22"/>
+        </w:rPr>
+        <w:t>), es el mismo VetCare. Si solo cursa Seminario (</w:t>
+      </w:r>
+      <w:r>
+        <w:rPr>
+          <w:rFonts w:ascii="Calibri" w:hAnsi="Calibri" w:eastAsia="Calibri"/>
+          <w:b/>
+          <w:color w:val="2B2B2B"/>
+          <w:sz w:val="22"/>
+        </w:rPr>
+        <w:t>caso C</w:t>
+      </w:r>
+      <w:r>
+        <w:rPr>
+          <w:rFonts w:ascii="Calibri" w:hAnsi="Calibri" w:eastAsia="Calibri"/>
+          <w:b w:val="0"/>
+          <w:color w:val="2B2B2B"/>
+          <w:sz w:val="22"/>
+        </w:rPr>
+        <w:t>), el proyecto termina en el diseno y el mockup: no hay que escribir codigo.</w:t>
+      </w:r>
+    </w:p>
+    <w:p>
+      <w:pPr>
+        <w:spacing w:after="120" w:before="0"/>
+        <w:jc w:val="left"/>
+      </w:pPr>
+      <w:r>
+        <w:rPr>
+          <w:rFonts w:ascii="Calibri" w:hAnsi="Calibri" w:eastAsia="Calibri"/>
+          <w:b w:val="0"/>
+          <w:color w:val="2B2B2B"/>
+          <w:sz w:val="22"/>
+        </w:rPr>
+        <w:t>Vale el 20% del Corte 3.</w:t>
       </w:r>
     </w:p>
     <w:p>
@@ -393,13 +357,144 @@
           <w:color w:val="095292"/>
           <w:sz w:val="24"/>
         </w:rPr>
-        <w:t>3. Fases de entrega</w:t>
+        <w:t>2. Que se entrega</w:t>
       </w:r>
+    </w:p>
+    <w:p>
+      <w:pPr>
+        <w:spacing w:after="120" w:before="0"/>
+        <w:jc w:val="left"/>
+        <w:shd w:val="clear" w:fill="E8F4FA"/>
+      </w:pPr>
+      <w:r>
+        <w:rPr>
+          <w:rFonts w:ascii="Calibri" w:hAnsi="Calibri" w:eastAsia="Calibri"/>
+          <w:b w:val="0"/>
+          <w:color w:val="2B2B2B"/>
+          <w:sz w:val="22"/>
+        </w:rPr>
+        <w:t xml:space="preserve">Un solo archivo .zip con esta forma. La carpeta </w:t>
+      </w:r>
+      <w:r>
+        <w:rPr>
+          <w:rFonts w:ascii="Calibri" w:hAnsi="Calibri" w:eastAsia="Calibri"/>
+          <w:b/>
+          <w:color w:val="2B2B2B"/>
+          <w:sz w:val="22"/>
+        </w:rPr>
+        <w:t>«Plantilla de entrega»</w:t>
+      </w:r>
+      <w:r>
+        <w:rPr>
+          <w:rFonts w:ascii="Calibri" w:hAnsi="Calibri" w:eastAsia="Calibri"/>
+          <w:b w:val="0"/>
+          <w:color w:val="2B2B2B"/>
+          <w:sz w:val="22"/>
+        </w:rPr>
+        <w:t>, en esta misma carpeta, ya la trae armada: descarguenla, llenenla siguiendo sus INSTRUCCIONES y comprimanla.</w:t>
+      </w:r>
+    </w:p>
+    <w:p>
+      <w:pPr>
+        <w:spacing w:after="0" w:before="0"/>
+        <w:shd w:val="clear" w:fill="F4F6F8"/>
+      </w:pPr>
+      <w:r>
+        <w:rPr>
+          <w:rFonts w:ascii="Consolas" w:hAnsi="Consolas" w:eastAsia="Consolas"/>
+          <w:b w:val="0"/>
+          <w:color w:val="2B2B2B"/>
+          <w:sz w:val="19"/>
+        </w:rPr>
+        <w:t xml:space="preserve">Equipo &lt;nombre&gt;.zip           </w:t>
+      </w:r>
+    </w:p>
+    <w:p>
+      <w:pPr>
+        <w:spacing w:after="0" w:before="0"/>
+        <w:shd w:val="clear" w:fill="F4F6F8"/>
+      </w:pPr>
+      <w:r>
+        <w:rPr>
+          <w:rFonts w:ascii="Consolas" w:hAnsi="Consolas" w:eastAsia="Consolas"/>
+          <w:b w:val="0"/>
+          <w:color w:val="2B2B2B"/>
+          <w:sz w:val="19"/>
+        </w:rPr>
+        <w:t>├── Documento de diseno.docx  ← requisitos, UML y datos, en el orden de la plantilla</w:t>
+      </w:r>
+    </w:p>
+    <w:p>
+      <w:pPr>
+        <w:spacing w:after="0" w:before="0"/>
+        <w:shd w:val="clear" w:fill="F4F6F8"/>
+      </w:pPr>
+      <w:r>
+        <w:rPr>
+          <w:rFonts w:ascii="Consolas" w:hAnsi="Consolas" w:eastAsia="Consolas"/>
+          <w:b w:val="0"/>
+          <w:color w:val="2B2B2B"/>
+          <w:sz w:val="19"/>
+        </w:rPr>
+        <w:t>├── diagramas/                ← cada diagrama en PNG + su archivo fuente</w:t>
+      </w:r>
+    </w:p>
+    <w:p>
+      <w:pPr>
+        <w:spacing w:after="0" w:before="0"/>
+        <w:shd w:val="clear" w:fill="F4F6F8"/>
+      </w:pPr>
+      <w:r>
+        <w:rPr>
+          <w:rFonts w:ascii="Consolas" w:hAnsi="Consolas" w:eastAsia="Consolas"/>
+          <w:b w:val="0"/>
+          <w:color w:val="2B2B2B"/>
+          <w:sz w:val="19"/>
+        </w:rPr>
+        <w:t xml:space="preserve">├── mockup/                   </w:t>
+      </w:r>
+    </w:p>
+    <w:p>
+      <w:pPr>
+        <w:spacing w:after="0" w:before="0"/>
+        <w:shd w:val="clear" w:fill="F4F6F8"/>
+      </w:pPr>
+      <w:r>
+        <w:rPr>
+          <w:rFonts w:ascii="Consolas" w:hAnsi="Consolas" w:eastAsia="Consolas"/>
+          <w:b w:val="0"/>
+          <w:color w:val="2B2B2B"/>
+          <w:sz w:val="19"/>
+        </w:rPr>
+        <w:t>│   └── Mockup.pdf            ← las pantallas exportadas</w:t>
+      </w:r>
+    </w:p>
+    <w:p>
+      <w:pPr>
+        <w:spacing w:after="0" w:before="0"/>
+        <w:shd w:val="clear" w:fill="F4F6F8"/>
+      </w:pPr>
+      <w:r>
+        <w:rPr>
+          <w:rFonts w:ascii="Consolas" w:hAnsi="Consolas" w:eastAsia="Consolas"/>
+          <w:b w:val="0"/>
+          <w:color w:val="2B2B2B"/>
+          <w:sz w:val="19"/>
+        </w:rPr>
+        <w:t>└── Plan de pruebas.docx      ← la tabla de casos de prueba de la plantilla</w:t>
+      </w:r>
+    </w:p>
+    <w:p>
+      <w:pPr>
+        <w:spacing w:after="80" w:before="0"/>
+        <w:jc w:val="left"/>
+      </w:pPr>
     </w:p>
     <w:tbl>
       <w:tblPr>
         <w:tblStyle w:val="TableGrid"/>
         <w:tblW w:type="auto" w:w="0"/>
+        <w:tblLayout w:type="fixed"/>
         <w:tblLook w:firstColumn="1" w:firstRow="1" w:lastColumn="0" w:lastRow="0" w:noHBand="0" w:noVBand="1" w:val="04A0"/>
       </w:tblPr>
       <w:tblGrid>
@@ -409,7 +504,7 @@
       <w:tr>
         <w:tc>
           <w:tcPr>
-            <w:tcW w:type="dxa" w:w="4896"/>
+            <w:tcW w:type="dxa" w:w="2736"/>
             <w:shd w:val="clear" w:fill="095292"/>
           </w:tcPr>
           <w:p>
@@ -421,13 +516,13 @@
                 <w:color w:val="FFFFFF"/>
                 <w:sz w:val="20"/>
               </w:rPr>
-              <w:t>Fase</w:t>
+              <w:t>Pieza</w:t>
             </w:r>
           </w:p>
         </w:tc>
         <w:tc>
           <w:tcPr>
-            <w:tcW w:type="dxa" w:w="4896"/>
+            <w:tcW w:type="dxa" w:w="7056"/>
             <w:shd w:val="clear" w:fill="095292"/>
           </w:tcPr>
           <w:p>
@@ -439,7 +534,7 @@
                 <w:color w:val="FFFFFF"/>
                 <w:sz w:val="20"/>
               </w:rPr>
-              <w:t>Que produce</w:t>
+              <w:t>Que tiene que tener</w:t>
             </w:r>
           </w:p>
         </w:tc>
@@ -447,7 +542,7 @@
       <w:tr>
         <w:tc>
           <w:tcPr>
-            <w:tcW w:type="dxa" w:w="4896"/>
+            <w:tcW w:type="dxa" w:w="2736"/>
           </w:tcPr>
           <w:p>
             <w:r/>
@@ -458,13 +553,13 @@
                 <w:color w:val="2B2B2B"/>
                 <w:sz w:val="20"/>
               </w:rPr>
-              <w:t>1. Ingenieria de requisitos</w:t>
+              <w:t>Documento de diseno.docx</w:t>
             </w:r>
           </w:p>
         </w:tc>
         <w:tc>
           <w:tcPr>
-            <w:tcW w:type="dxa" w:w="4896"/>
+            <w:tcW w:type="dxa" w:w="7056"/>
           </w:tcPr>
           <w:p>
             <w:r/>
@@ -475,7 +570,7 @@
                 <w:color w:val="2B2B2B"/>
                 <w:sz w:val="20"/>
               </w:rPr>
-              <w:t>Requisitos funcionales (RF) y no funcionales (RNF) formales y trazables</w:t>
+              <w:t>Requisitos RF y RNF verificables y trazables, casos de uso, diagrama de clases, un diagrama dinamico (actividad o secuencia), diccionario de datos con el formato de almacenamiento y el enlace al mockup navegable.</w:t>
             </w:r>
           </w:p>
         </w:tc>
@@ -483,7 +578,7 @@
       <w:tr>
         <w:tc>
           <w:tcPr>
-            <w:tcW w:type="dxa" w:w="4896"/>
+            <w:tcW w:type="dxa" w:w="2736"/>
             <w:shd w:val="clear" w:fill="F2F2F2"/>
           </w:tcPr>
           <w:p>
@@ -495,13 +590,13 @@
                 <w:color w:val="2B2B2B"/>
                 <w:sz w:val="20"/>
               </w:rPr>
-              <w:t>2. Modelado UML</w:t>
+              <w:t>diagramas/</w:t>
             </w:r>
           </w:p>
         </w:tc>
         <w:tc>
           <w:tcPr>
-            <w:tcW w:type="dxa" w:w="4896"/>
+            <w:tcW w:type="dxa" w:w="7056"/>
             <w:shd w:val="clear" w:fill="F2F2F2"/>
           </w:tcPr>
           <w:p>
@@ -513,7 +608,7 @@
                 <w:color w:val="2B2B2B"/>
                 <w:sz w:val="20"/>
               </w:rPr>
-              <w:t>Casos de uso, diagrama de clases del dominio y un diagrama dinamico (actividad o secuencia)</w:t>
+              <w:t>Casos de uso, clases y el dinamico, en PNG, con su archivo fuente.</w:t>
             </w:r>
           </w:p>
         </w:tc>
@@ -521,7 +616,7 @@
       <w:tr>
         <w:tc>
           <w:tcPr>
-            <w:tcW w:type="dxa" w:w="4896"/>
+            <w:tcW w:type="dxa" w:w="2736"/>
           </w:tcPr>
           <w:p>
             <w:r/>
@@ -532,13 +627,13 @@
                 <w:color w:val="2B2B2B"/>
                 <w:sz w:val="20"/>
               </w:rPr>
-              <w:t>3. Diseno de interfaz (UX/UI)</w:t>
+              <w:t>mockup/Mockup.pdf</w:t>
             </w:r>
           </w:p>
         </w:tc>
         <w:tc>
           <w:tcPr>
-            <w:tcW w:type="dxa" w:w="4896"/>
+            <w:tcW w:type="dxa" w:w="7056"/>
           </w:tcPr>
           <w:p>
             <w:r/>
@@ -549,7 +644,7 @@
                 <w:color w:val="2B2B2B"/>
                 <w:sz w:val="20"/>
               </w:rPr>
-              <w:t>Wireframes y mockup navegable de las pantallas (Figma, Penpot o Balsamiq)</w:t>
+              <w:t>Las pantallas del flujo critico (registrar, buscar y ver el historial), exportadas desde Figma, Penpot o Balsamiq.</w:t>
             </w:r>
           </w:p>
         </w:tc>
@@ -557,7 +652,7 @@
       <w:tr>
         <w:tc>
           <w:tcPr>
-            <w:tcW w:type="dxa" w:w="4896"/>
+            <w:tcW w:type="dxa" w:w="2736"/>
             <w:shd w:val="clear" w:fill="F2F2F2"/>
           </w:tcPr>
           <w:p>
@@ -569,13 +664,13 @@
                 <w:color w:val="2B2B2B"/>
                 <w:sz w:val="20"/>
               </w:rPr>
-              <w:t>4. Arquitectura de datos</w:t>
+              <w:t>Plan de pruebas.docx</w:t>
             </w:r>
           </w:p>
         </w:tc>
         <w:tc>
           <w:tcPr>
-            <w:tcW w:type="dxa" w:w="4896"/>
+            <w:tcW w:type="dxa" w:w="7056"/>
             <w:shd w:val="clear" w:fill="F2F2F2"/>
           </w:tcPr>
           <w:p>
@@ -587,7 +682,7 @@
                 <w:color w:val="2B2B2B"/>
                 <w:sz w:val="20"/>
               </w:rPr>
-              <w:t>Diccionario de datos y formato de almacenamiento (estructura del CSV o modelo entidad-relacion basico)</w:t>
+              <w:t>Un caso de prueba por requisito critico, trazado a su RF.</w:t>
             </w:r>
           </w:p>
         </w:tc>
@@ -611,140 +706,14 @@
           <w:color w:val="095292"/>
           <w:sz w:val="24"/>
         </w:rPr>
-        <w:t>4. Como se conecta con Programacion II</w:t>
-      </w:r>
-    </w:p>
-    <w:p>
-      <w:pPr>
-        <w:spacing w:after="120" w:before="0"/>
-        <w:jc w:val="left"/>
-      </w:pPr>
-      <w:r>
-        <w:rPr>
-          <w:rFonts w:ascii="Calibri" w:hAnsi="Calibri" w:eastAsia="Calibri"/>
-          <w:b w:val="0"/>
-          <w:color w:val="2B2B2B"/>
-          <w:sz w:val="22"/>
-        </w:rPr>
-        <w:t>VetCare es el MISMO producto en las dos asignaturas: aqui se disenan los planos y en Programacion II se construye el software. Su situacion depende de su matricula:</w:t>
-      </w:r>
-    </w:p>
-    <w:p>
-      <w:pPr>
-        <w:pStyle w:val="ListBullet"/>
-        <w:spacing w:after="40"/>
-      </w:pPr>
-      <w:r>
-        <w:rPr>
-          <w:rFonts w:ascii="Calibri" w:hAnsi="Calibri" w:eastAsia="Calibri"/>
-          <w:b/>
-          <w:color w:val="2B2B2B"/>
-          <w:sz w:val="22"/>
-        </w:rPr>
-        <w:t>Caso A — cursa AMBAS materias (modo full stack):</w:t>
-      </w:r>
-      <w:r>
-        <w:rPr>
-          <w:rFonts w:ascii="Calibri" w:hAnsi="Calibri" w:eastAsia="Calibri"/>
-          <w:b w:val="0"/>
-          <w:color w:val="2B2B2B"/>
-          <w:sz w:val="22"/>
-        </w:rPr>
-        <w:t xml:space="preserve"> trabaja sobre un unico VetCare. En Programacion II se califica la calidad del codigo Java; en Seminario, la calidad de los diagramas y la documentacion de ESE mismo sistema.</w:t>
-      </w:r>
-    </w:p>
-    <w:p>
-      <w:pPr>
-        <w:pStyle w:val="ListBullet"/>
-        <w:spacing w:after="40"/>
-      </w:pPr>
-      <w:r>
-        <w:rPr>
-          <w:rFonts w:ascii="Calibri" w:hAnsi="Calibri" w:eastAsia="Calibri"/>
-          <w:b/>
-          <w:color w:val="2B2B2B"/>
-          <w:sz w:val="22"/>
-        </w:rPr>
-        <w:t>Caso B — solo Programacion II (modo developer):</w:t>
-      </w:r>
-      <w:r>
-        <w:rPr>
-          <w:rFonts w:ascii="Calibri" w:hAnsi="Calibri" w:eastAsia="Calibri"/>
-          <w:b w:val="0"/>
-          <w:color w:val="2B2B2B"/>
-          <w:sz w:val="22"/>
-        </w:rPr>
-        <w:t xml:space="preserve"> el docente le entrega los diagramas UML ya hechos. Su mision es traducir esos planos a codigo Java funcional.</w:t>
-      </w:r>
-    </w:p>
-    <w:p>
-      <w:pPr>
-        <w:pStyle w:val="ListBullet"/>
-        <w:spacing w:after="40"/>
-      </w:pPr>
-      <w:r>
-        <w:rPr>
-          <w:rFonts w:ascii="Calibri" w:hAnsi="Calibri" w:eastAsia="Calibri"/>
-          <w:b/>
-          <w:color w:val="2B2B2B"/>
-          <w:sz w:val="22"/>
-        </w:rPr>
-        <w:t>Caso C — solo Seminario (modo arquitecto/QA):</w:t>
-      </w:r>
-      <w:r>
-        <w:rPr>
-          <w:rFonts w:ascii="Calibri" w:hAnsi="Calibri" w:eastAsia="Calibri"/>
-          <w:b w:val="0"/>
-          <w:color w:val="2B2B2B"/>
-          <w:sz w:val="22"/>
-        </w:rPr>
-        <w:t xml:space="preserve"> se encarga del diseno y el plan de pruebas. Para validar su diseno entrega un prototipo navegable (mockup) o un prototipo minimo en consola; no se le exige software con interfaz grafica.</w:t>
-      </w:r>
-    </w:p>
-    <w:p>
-      <w:pPr>
-        <w:spacing w:after="120" w:before="0"/>
-        <w:jc w:val="left"/>
-        <w:shd w:val="clear" w:fill="E8F4FA"/>
-      </w:pPr>
-      <w:r>
-        <w:rPr>
-          <w:rFonts w:ascii="Calibri" w:hAnsi="Calibri" w:eastAsia="Calibri"/>
-          <w:b/>
-          <w:color w:val="2B2B2B"/>
-          <w:sz w:val="22"/>
-        </w:rPr>
-        <w:t>Independencia curricular:</w:t>
-      </w:r>
-      <w:r>
-        <w:rPr>
-          <w:rFonts w:ascii="Calibri" w:hAnsi="Calibri" w:eastAsia="Calibri"/>
-          <w:b w:val="0"/>
-          <w:color w:val="2B2B2B"/>
-          <w:sz w:val="22"/>
-        </w:rPr>
-        <w:t xml:space="preserve"> si NO cursa Programacion II, su proyecto termina con el documento de diseno y el prototipo visual navegable. No necesita escribir ni compilar codigo: su nota depende de la calidad, coherencia y profesionalismo de sus planos.</w:t>
-      </w:r>
-    </w:p>
-    <w:p>
-      <w:pPr>
-        <w:spacing w:after="120" w:before="240"/>
-        <w:jc w:val="left"/>
-      </w:pPr>
-      <w:r>
-        <w:rPr>
-          <w:rFonts w:ascii="Calibri" w:hAnsi="Calibri" w:eastAsia="Calibri"/>
-          <w:b/>
-          <w:color w:val="095292"/>
-          <w:sz w:val="24"/>
-        </w:rPr>
-        <w:t>5. Hitos de entrega</w:t>
+        <w:t>3. Como se califica (100 puntos)</w:t>
       </w:r>
     </w:p>
     <w:tbl>
       <w:tblPr>
         <w:tblStyle w:val="TableGrid"/>
         <w:tblW w:type="auto" w:w="0"/>
+        <w:tblLayout w:type="fixed"/>
         <w:tblLook w:firstColumn="1" w:firstRow="1" w:lastColumn="0" w:lastRow="0" w:noHBand="0" w:noVBand="1" w:val="04A0"/>
       </w:tblPr>
       <w:tblGrid>
@@ -755,7 +724,7 @@
       <w:tr>
         <w:tc>
           <w:tcPr>
-            <w:tcW w:type="dxa" w:w="3264"/>
+            <w:tcW w:type="dxa" w:w="3024"/>
             <w:shd w:val="clear" w:fill="095292"/>
           </w:tcPr>
           <w:p>
@@ -767,13 +736,13 @@
                 <w:color w:val="FFFFFF"/>
                 <w:sz w:val="20"/>
               </w:rPr>
-              <w:t>Sesion (material)</w:t>
+              <w:t>Criterio</w:t>
             </w:r>
           </w:p>
         </w:tc>
         <w:tc>
           <w:tcPr>
-            <w:tcW w:type="dxa" w:w="3264"/>
+            <w:tcW w:type="dxa" w:w="720"/>
             <w:shd w:val="clear" w:fill="095292"/>
           </w:tcPr>
           <w:p>
@@ -785,13 +754,13 @@
                 <w:color w:val="FFFFFF"/>
                 <w:sz w:val="20"/>
               </w:rPr>
-              <w:t>Fecha</w:t>
+              <w:t>Pts</w:t>
             </w:r>
           </w:p>
         </w:tc>
         <w:tc>
           <w:tcPr>
-            <w:tcW w:type="dxa" w:w="3264"/>
+            <w:tcW w:type="dxa" w:w="6048"/>
             <w:shd w:val="clear" w:fill="095292"/>
           </w:tcPr>
           <w:p>
@@ -803,7 +772,7 @@
                 <w:color w:val="FFFFFF"/>
                 <w:sz w:val="20"/>
               </w:rPr>
-              <w:t>Que se entrega</w:t>
+              <w:t>Que se mira</w:t>
             </w:r>
           </w:p>
         </w:tc>
@@ -811,7 +780,7 @@
       <w:tr>
         <w:tc>
           <w:tcPr>
-            <w:tcW w:type="dxa" w:w="3264"/>
+            <w:tcW w:type="dxa" w:w="3024"/>
           </w:tcPr>
           <w:p>
             <w:r/>
@@ -822,13 +791,13 @@
                 <w:color w:val="2B2B2B"/>
                 <w:sz w:val="20"/>
               </w:rPr>
-              <w:t>S10 (doble · Clases 11+12)</w:t>
+              <w:t>Requisitos</w:t>
             </w:r>
           </w:p>
         </w:tc>
         <w:tc>
           <w:tcPr>
-            <w:tcW w:type="dxa" w:w="3264"/>
+            <w:tcW w:type="dxa" w:w="720"/>
           </w:tcPr>
           <w:p>
             <w:r/>
@@ -839,13 +808,13 @@
                 <w:color w:val="2B2B2B"/>
                 <w:sz w:val="20"/>
               </w:rPr>
-              <w:t>29/10</w:t>
+              <w:t>20</w:t>
             </w:r>
           </w:p>
         </w:tc>
         <w:tc>
           <w:tcPr>
-            <w:tcW w:type="dxa" w:w="3264"/>
+            <w:tcW w:type="dxa" w:w="6048"/>
           </w:tcPr>
           <w:p>
             <w:r/>
@@ -856,7 +825,7 @@
                 <w:color w:val="2B2B2B"/>
                 <w:sz w:val="20"/>
               </w:rPr>
-              <w:t>Avance: requisitos (RF/RNF) + casos de uso y diagramas UML avanzados (clases + dinamico)</w:t>
+              <w:t>RF y RNF verificables y trazables al pedido del cliente.</w:t>
             </w:r>
           </w:p>
         </w:tc>
@@ -864,7 +833,7 @@
       <w:tr>
         <w:tc>
           <w:tcPr>
-            <w:tcW w:type="dxa" w:w="3264"/>
+            <w:tcW w:type="dxa" w:w="3024"/>
             <w:shd w:val="clear" w:fill="F2F2F2"/>
           </w:tcPr>
           <w:p>
@@ -876,13 +845,13 @@
                 <w:color w:val="2B2B2B"/>
                 <w:sz w:val="20"/>
               </w:rPr>
-              <w:t>S11 (Clase 13)</w:t>
+              <w:t>Modelado UML</w:t>
             </w:r>
           </w:p>
         </w:tc>
         <w:tc>
           <w:tcPr>
-            <w:tcW w:type="dxa" w:w="3264"/>
+            <w:tcW w:type="dxa" w:w="720"/>
             <w:shd w:val="clear" w:fill="F2F2F2"/>
           </w:tcPr>
           <w:p>
@@ -894,13 +863,13 @@
                 <w:color w:val="2B2B2B"/>
                 <w:sz w:val="20"/>
               </w:rPr>
-              <w:t>05/11</w:t>
+              <w:t>25</w:t>
             </w:r>
           </w:p>
         </w:tc>
         <w:tc>
           <w:tcPr>
-            <w:tcW w:type="dxa" w:w="3264"/>
+            <w:tcW w:type="dxa" w:w="6048"/>
             <w:shd w:val="clear" w:fill="F2F2F2"/>
           </w:tcPr>
           <w:p>
@@ -912,7 +881,7 @@
                 <w:color w:val="2B2B2B"/>
                 <w:sz w:val="20"/>
               </w:rPr>
-              <w:t>Diseno de interfaz: wireframes y mockup navegable</w:t>
+              <w:t>Diagramas coherentes entre si y con los requisitos.</w:t>
             </w:r>
           </w:p>
         </w:tc>
@@ -920,7 +889,7 @@
       <w:tr>
         <w:tc>
           <w:tcPr>
-            <w:tcW w:type="dxa" w:w="3264"/>
+            <w:tcW w:type="dxa" w:w="3024"/>
           </w:tcPr>
           <w:p>
             <w:r/>
@@ -931,13 +900,13 @@
                 <w:color w:val="2B2B2B"/>
                 <w:sz w:val="20"/>
               </w:rPr>
-              <w:t>S12 (Clase 14)</w:t>
+              <w:t>Diseno de interfaz</w:t>
             </w:r>
           </w:p>
         </w:tc>
         <w:tc>
           <w:tcPr>
-            <w:tcW w:type="dxa" w:w="3264"/>
+            <w:tcW w:type="dxa" w:w="720"/>
           </w:tcPr>
           <w:p>
             <w:r/>
@@ -948,13 +917,13 @@
                 <w:color w:val="2B2B2B"/>
                 <w:sz w:val="20"/>
               </w:rPr>
-              <w:t>12/11</w:t>
+              <w:t>20</w:t>
             </w:r>
           </w:p>
         </w:tc>
         <w:tc>
           <w:tcPr>
-            <w:tcW w:type="dxa" w:w="3264"/>
+            <w:tcW w:type="dxa" w:w="6048"/>
           </w:tcPr>
           <w:p>
             <w:r/>
@@ -965,7 +934,7 @@
                 <w:color w:val="2B2B2B"/>
                 <w:sz w:val="20"/>
               </w:rPr>
-              <w:t>Documento consolidado + ensayo de la sustentacion</w:t>
+              <w:t>El mockup cubre el flujo critico y se entiende sin explicacion.</w:t>
             </w:r>
           </w:p>
         </w:tc>
@@ -973,7 +942,7 @@
       <w:tr>
         <w:tc>
           <w:tcPr>
-            <w:tcW w:type="dxa" w:w="3264"/>
+            <w:tcW w:type="dxa" w:w="3024"/>
             <w:shd w:val="clear" w:fill="F2F2F2"/>
           </w:tcPr>
           <w:p>
@@ -985,13 +954,13 @@
                 <w:color w:val="2B2B2B"/>
                 <w:sz w:val="20"/>
               </w:rPr>
-              <w:t>Plazo unico</w:t>
+              <w:t>Arquitectura de datos</w:t>
             </w:r>
           </w:p>
         </w:tc>
         <w:tc>
           <w:tcPr>
-            <w:tcW w:type="dxa" w:w="3264"/>
+            <w:tcW w:type="dxa" w:w="720"/>
             <w:shd w:val="clear" w:fill="F2F2F2"/>
           </w:tcPr>
           <w:p>
@@ -1003,13 +972,13 @@
                 <w:color w:val="2B2B2B"/>
                 <w:sz w:val="20"/>
               </w:rPr>
-              <w:t>dom 15/11</w:t>
+              <w:t>15</w:t>
             </w:r>
           </w:p>
         </w:tc>
         <w:tc>
           <w:tcPr>
-            <w:tcW w:type="dxa" w:w="3264"/>
+            <w:tcW w:type="dxa" w:w="6048"/>
             <w:shd w:val="clear" w:fill="F2F2F2"/>
           </w:tcPr>
           <w:p>
@@ -1021,7 +990,7 @@
                 <w:color w:val="2B2B2B"/>
                 <w:sz w:val="20"/>
               </w:rPr>
-              <w:t>Entrega final en ExamLab hasta las 11:59 p. m.: un .zip + el enlace a la carpeta o al repositorio</w:t>
+              <w:t>Diccionario completo y formato justificado.</w:t>
             </w:r>
           </w:p>
         </w:tc>
@@ -1029,7 +998,7 @@
       <w:tr>
         <w:tc>
           <w:tcPr>
-            <w:tcW w:type="dxa" w:w="3264"/>
+            <w:tcW w:type="dxa" w:w="3024"/>
           </w:tcPr>
           <w:p>
             <w:r/>
@@ -1040,13 +1009,13 @@
                 <w:color w:val="2B2B2B"/>
                 <w:sz w:val="20"/>
               </w:rPr>
-              <w:t>S13 (Clase 15)</w:t>
+              <w:t>Plan de pruebas</w:t>
             </w:r>
           </w:p>
         </w:tc>
         <w:tc>
           <w:tcPr>
-            <w:tcW w:type="dxa" w:w="3264"/>
+            <w:tcW w:type="dxa" w:w="720"/>
           </w:tcPr>
           <w:p>
             <w:r/>
@@ -1057,13 +1026,13 @@
                 <w:color w:val="2B2B2B"/>
                 <w:sz w:val="20"/>
               </w:rPr>
-              <w:t>19/11</w:t>
+              <w:t>10</w:t>
             </w:r>
           </w:p>
         </w:tc>
         <w:tc>
           <w:tcPr>
-            <w:tcW w:type="dxa" w:w="3264"/>
+            <w:tcW w:type="dxa" w:w="6048"/>
           </w:tcPr>
           <w:p>
             <w:r/>
@@ -1074,7 +1043,63 @@
                 <w:color w:val="2B2B2B"/>
                 <w:sz w:val="20"/>
               </w:rPr>
-              <w:t>Sustentacion final: 15 min + 5 de preguntas (mismo dia del Parcial 3)</w:t>
+              <w:t>Casos que cubren los requisitos criticos.</w:t>
+            </w:r>
+          </w:p>
+        </w:tc>
+      </w:tr>
+      <w:tr>
+        <w:tc>
+          <w:tcPr>
+            <w:tcW w:type="dxa" w:w="3024"/>
+            <w:shd w:val="clear" w:fill="F2F2F2"/>
+          </w:tcPr>
+          <w:p>
+            <w:r/>
+            <w:r>
+              <w:rPr>
+                <w:rFonts w:ascii="Calibri" w:hAnsi="Calibri" w:eastAsia="Calibri"/>
+                <w:b w:val="0"/>
+                <w:color w:val="2B2B2B"/>
+                <w:sz w:val="20"/>
+              </w:rPr>
+              <w:t>Sustentacion</w:t>
+            </w:r>
+          </w:p>
+        </w:tc>
+        <w:tc>
+          <w:tcPr>
+            <w:tcW w:type="dxa" w:w="720"/>
+            <w:shd w:val="clear" w:fill="F2F2F2"/>
+          </w:tcPr>
+          <w:p>
+            <w:r/>
+            <w:r>
+              <w:rPr>
+                <w:rFonts w:ascii="Calibri" w:hAnsi="Calibri" w:eastAsia="Calibri"/>
+                <w:b w:val="0"/>
+                <w:color w:val="2B2B2B"/>
+                <w:sz w:val="20"/>
+              </w:rPr>
+              <w:t>10</w:t>
+            </w:r>
+          </w:p>
+        </w:tc>
+        <w:tc>
+          <w:tcPr>
+            <w:tcW w:type="dxa" w:w="6048"/>
+            <w:shd w:val="clear" w:fill="F2F2F2"/>
+          </w:tcPr>
+          <w:p>
+            <w:r/>
+            <w:r>
+              <w:rPr>
+                <w:rFonts w:ascii="Calibri" w:hAnsi="Calibri" w:eastAsia="Calibri"/>
+                <w:b w:val="0"/>
+                <w:color w:val="2B2B2B"/>
+                <w:sz w:val="20"/>
+              </w:rPr>
+              <w:t>Preguntas al azar a cualquier integrante.</w:t>
             </w:r>
           </w:p>
         </w:tc>
@@ -1098,498 +1123,7 @@
           <w:color w:val="095292"/>
           <w:sz w:val="24"/>
         </w:rPr>
-        <w:t>6. Entregables finales</w:t>
-      </w:r>
-    </w:p>
-    <w:p>
-      <w:pPr>
-        <w:pStyle w:val="ListBullet"/>
-        <w:spacing w:after="40"/>
-      </w:pPr>
-      <w:r>
-        <w:rPr>
-          <w:rFonts w:ascii="Calibri" w:hAnsi="Calibri" w:eastAsia="Calibri"/>
-          <w:b w:val="0"/>
-          <w:color w:val="2B2B2B"/>
-          <w:sz w:val="22"/>
-        </w:rPr>
-        <w:t>Documento de diseno de arquitectura con RF/RNF, UML y diccionario de datos.</w:t>
-      </w:r>
-    </w:p>
-    <w:p>
-      <w:pPr>
-        <w:pStyle w:val="ListBullet"/>
-        <w:spacing w:after="40"/>
-      </w:pPr>
-      <w:r>
-        <w:rPr>
-          <w:rFonts w:ascii="Calibri" w:hAnsi="Calibri" w:eastAsia="Calibri"/>
-          <w:b w:val="0"/>
-          <w:color w:val="2B2B2B"/>
-          <w:sz w:val="22"/>
-        </w:rPr>
-        <w:t>Mockup navegable (enlace o PDF exportado).</w:t>
-      </w:r>
-    </w:p>
-    <w:p>
-      <w:pPr>
-        <w:pStyle w:val="ListBullet"/>
-        <w:spacing w:after="40"/>
-      </w:pPr>
-      <w:r>
-        <w:rPr>
-          <w:rFonts w:ascii="Calibri" w:hAnsi="Calibri" w:eastAsia="Calibri"/>
-          <w:b w:val="0"/>
-          <w:color w:val="2B2B2B"/>
-          <w:sz w:val="22"/>
-        </w:rPr>
-        <w:t>Plan de pruebas: casos de prueba documentados sobre los requisitos.</w:t>
-      </w:r>
-    </w:p>
-    <w:p>
-      <w:pPr>
-        <w:pStyle w:val="ListBullet"/>
-        <w:spacing w:after="40"/>
-      </w:pPr>
-      <w:r>
-        <w:rPr>
-          <w:rFonts w:ascii="Calibri" w:hAnsi="Calibri" w:eastAsia="Calibri"/>
-          <w:b w:val="0"/>
-          <w:color w:val="2B2B2B"/>
-          <w:sz w:val="22"/>
-        </w:rPr>
-        <w:t>Sustentacion: 15 minutos de exposicion + 5 de preguntas por equipo, turno de 20 minutos; participan todos los integrantes.</w:t>
-      </w:r>
-    </w:p>
-    <w:p>
-      <w:pPr>
-        <w:spacing w:after="120" w:before="240"/>
-        <w:jc w:val="left"/>
-      </w:pPr>
-      <w:r>
-        <w:rPr>
-          <w:rFonts w:ascii="Calibri" w:hAnsi="Calibri" w:eastAsia="Calibri"/>
-          <w:b/>
-          <w:color w:val="095292"/>
-          <w:sz w:val="24"/>
-        </w:rPr>
-        <w:t>7. Criterios de evaluacion (100 puntos)</w:t>
-      </w:r>
-    </w:p>
-    <w:tbl>
-      <w:tblPr>
-        <w:tblStyle w:val="TableGrid"/>
-        <w:tblW w:type="auto" w:w="0"/>
-        <w:tblLook w:firstColumn="1" w:firstRow="1" w:lastColumn="0" w:lastRow="0" w:noHBand="0" w:noVBand="1" w:val="04A0"/>
-      </w:tblPr>
-      <w:tblGrid>
-        <w:gridCol w:w="3264"/>
-        <w:gridCol w:w="3264"/>
-        <w:gridCol w:w="3264"/>
-      </w:tblGrid>
-      <w:tr>
-        <w:tc>
-          <w:tcPr>
-            <w:tcW w:type="dxa" w:w="3264"/>
-            <w:shd w:val="clear" w:fill="095292"/>
-          </w:tcPr>
-          <w:p>
-            <w:r/>
-            <w:r>
-              <w:rPr>
-                <w:rFonts w:ascii="Calibri" w:hAnsi="Calibri" w:eastAsia="Calibri"/>
-                <w:b/>
-                <w:color w:val="FFFFFF"/>
-                <w:sz w:val="20"/>
-              </w:rPr>
-              <w:t>Criterio</w:t>
-            </w:r>
-          </w:p>
-        </w:tc>
-        <w:tc>
-          <w:tcPr>
-            <w:tcW w:type="dxa" w:w="3264"/>
-            <w:shd w:val="clear" w:fill="095292"/>
-          </w:tcPr>
-          <w:p>
-            <w:r/>
-            <w:r>
-              <w:rPr>
-                <w:rFonts w:ascii="Calibri" w:hAnsi="Calibri" w:eastAsia="Calibri"/>
-                <w:b/>
-                <w:color w:val="FFFFFF"/>
-                <w:sz w:val="20"/>
-              </w:rPr>
-              <w:t>Pts</w:t>
-            </w:r>
-          </w:p>
-        </w:tc>
-        <w:tc>
-          <w:tcPr>
-            <w:tcW w:type="dxa" w:w="3264"/>
-            <w:shd w:val="clear" w:fill="095292"/>
-          </w:tcPr>
-          <w:p>
-            <w:r/>
-            <w:r>
-              <w:rPr>
-                <w:rFonts w:ascii="Calibri" w:hAnsi="Calibri" w:eastAsia="Calibri"/>
-                <w:b/>
-                <w:color w:val="FFFFFF"/>
-                <w:sz w:val="20"/>
-              </w:rPr>
-              <w:t>Que se mira</w:t>
-            </w:r>
-          </w:p>
-        </w:tc>
-      </w:tr>
-      <w:tr>
-        <w:tc>
-          <w:tcPr>
-            <w:tcW w:type="dxa" w:w="3264"/>
-          </w:tcPr>
-          <w:p>
-            <w:r/>
-            <w:r>
-              <w:rPr>
-                <w:rFonts w:ascii="Calibri" w:hAnsi="Calibri" w:eastAsia="Calibri"/>
-                <w:b w:val="0"/>
-                <w:color w:val="2B2B2B"/>
-                <w:sz w:val="20"/>
-              </w:rPr>
-              <w:t>Requisitos</w:t>
-            </w:r>
-          </w:p>
-        </w:tc>
-        <w:tc>
-          <w:tcPr>
-            <w:tcW w:type="dxa" w:w="3264"/>
-          </w:tcPr>
-          <w:p>
-            <w:r/>
-            <w:r>
-              <w:rPr>
-                <w:rFonts w:ascii="Calibri" w:hAnsi="Calibri" w:eastAsia="Calibri"/>
-                <w:b w:val="0"/>
-                <w:color w:val="2B2B2B"/>
-                <w:sz w:val="20"/>
-              </w:rPr>
-              <w:t>20</w:t>
-            </w:r>
-          </w:p>
-        </w:tc>
-        <w:tc>
-          <w:tcPr>
-            <w:tcW w:type="dxa" w:w="3264"/>
-          </w:tcPr>
-          <w:p>
-            <w:r/>
-            <w:r>
-              <w:rPr>
-                <w:rFonts w:ascii="Calibri" w:hAnsi="Calibri" w:eastAsia="Calibri"/>
-                <w:b w:val="0"/>
-                <w:color w:val="2B2B2B"/>
-                <w:sz w:val="20"/>
-              </w:rPr>
-              <w:t>RF/RNF verificables y trazables al pedido del cliente</w:t>
-            </w:r>
-          </w:p>
-        </w:tc>
-      </w:tr>
-      <w:tr>
-        <w:tc>
-          <w:tcPr>
-            <w:tcW w:type="dxa" w:w="3264"/>
-            <w:shd w:val="clear" w:fill="F2F2F2"/>
-          </w:tcPr>
-          <w:p>
-            <w:r/>
-            <w:r>
-              <w:rPr>
-                <w:rFonts w:ascii="Calibri" w:hAnsi="Calibri" w:eastAsia="Calibri"/>
-                <w:b w:val="0"/>
-                <w:color w:val="2B2B2B"/>
-                <w:sz w:val="20"/>
-              </w:rPr>
-              <w:t>Modelado UML</w:t>
-            </w:r>
-          </w:p>
-        </w:tc>
-        <w:tc>
-          <w:tcPr>
-            <w:tcW w:type="dxa" w:w="3264"/>
-            <w:shd w:val="clear" w:fill="F2F2F2"/>
-          </w:tcPr>
-          <w:p>
-            <w:r/>
-            <w:r>
-              <w:rPr>
-                <w:rFonts w:ascii="Calibri" w:hAnsi="Calibri" w:eastAsia="Calibri"/>
-                <w:b w:val="0"/>
-                <w:color w:val="2B2B2B"/>
-                <w:sz w:val="20"/>
-              </w:rPr>
-              <w:t>25</w:t>
-            </w:r>
-          </w:p>
-        </w:tc>
-        <w:tc>
-          <w:tcPr>
-            <w:tcW w:type="dxa" w:w="3264"/>
-            <w:shd w:val="clear" w:fill="F2F2F2"/>
-          </w:tcPr>
-          <w:p>
-            <w:r/>
-            <w:r>
-              <w:rPr>
-                <w:rFonts w:ascii="Calibri" w:hAnsi="Calibri" w:eastAsia="Calibri"/>
-                <w:b w:val="0"/>
-                <w:color w:val="2B2B2B"/>
-                <w:sz w:val="20"/>
-              </w:rPr>
-              <w:t>Diagramas coherentes entre si y con los requisitos</w:t>
-            </w:r>
-          </w:p>
-        </w:tc>
-      </w:tr>
-      <w:tr>
-        <w:tc>
-          <w:tcPr>
-            <w:tcW w:type="dxa" w:w="3264"/>
-          </w:tcPr>
-          <w:p>
-            <w:r/>
-            <w:r>
-              <w:rPr>
-                <w:rFonts w:ascii="Calibri" w:hAnsi="Calibri" w:eastAsia="Calibri"/>
-                <w:b w:val="0"/>
-                <w:color w:val="2B2B2B"/>
-                <w:sz w:val="20"/>
-              </w:rPr>
-              <w:t>Diseno de interfaz</w:t>
-            </w:r>
-          </w:p>
-        </w:tc>
-        <w:tc>
-          <w:tcPr>
-            <w:tcW w:type="dxa" w:w="3264"/>
-          </w:tcPr>
-          <w:p>
-            <w:r/>
-            <w:r>
-              <w:rPr>
-                <w:rFonts w:ascii="Calibri" w:hAnsi="Calibri" w:eastAsia="Calibri"/>
-                <w:b w:val="0"/>
-                <w:color w:val="2B2B2B"/>
-                <w:sz w:val="20"/>
-              </w:rPr>
-              <w:t>20</w:t>
-            </w:r>
-          </w:p>
-        </w:tc>
-        <w:tc>
-          <w:tcPr>
-            <w:tcW w:type="dxa" w:w="3264"/>
-          </w:tcPr>
-          <w:p>
-            <w:r/>
-            <w:r>
-              <w:rPr>
-                <w:rFonts w:ascii="Calibri" w:hAnsi="Calibri" w:eastAsia="Calibri"/>
-                <w:b w:val="0"/>
-                <w:color w:val="2B2B2B"/>
-                <w:sz w:val="20"/>
-              </w:rPr>
-              <w:t>Wireframes usables; el flujo se entiende sin explicacion</w:t>
-            </w:r>
-          </w:p>
-        </w:tc>
-      </w:tr>
-      <w:tr>
-        <w:tc>
-          <w:tcPr>
-            <w:tcW w:type="dxa" w:w="3264"/>
-            <w:shd w:val="clear" w:fill="F2F2F2"/>
-          </w:tcPr>
-          <w:p>
-            <w:r/>
-            <w:r>
-              <w:rPr>
-                <w:rFonts w:ascii="Calibri" w:hAnsi="Calibri" w:eastAsia="Calibri"/>
-                <w:b w:val="0"/>
-                <w:color w:val="2B2B2B"/>
-                <w:sz w:val="20"/>
-              </w:rPr>
-              <w:t>Arquitectura de datos</w:t>
-            </w:r>
-          </w:p>
-        </w:tc>
-        <w:tc>
-          <w:tcPr>
-            <w:tcW w:type="dxa" w:w="3264"/>
-            <w:shd w:val="clear" w:fill="F2F2F2"/>
-          </w:tcPr>
-          <w:p>
-            <w:r/>
-            <w:r>
-              <w:rPr>
-                <w:rFonts w:ascii="Calibri" w:hAnsi="Calibri" w:eastAsia="Calibri"/>
-                <w:b w:val="0"/>
-                <w:color w:val="2B2B2B"/>
-                <w:sz w:val="20"/>
-              </w:rPr>
-              <w:t>15</w:t>
-            </w:r>
-          </w:p>
-        </w:tc>
-        <w:tc>
-          <w:tcPr>
-            <w:tcW w:type="dxa" w:w="3264"/>
-            <w:shd w:val="clear" w:fill="F2F2F2"/>
-          </w:tcPr>
-          <w:p>
-            <w:r/>
-            <w:r>
-              <w:rPr>
-                <w:rFonts w:ascii="Calibri" w:hAnsi="Calibri" w:eastAsia="Calibri"/>
-                <w:b w:val="0"/>
-                <w:color w:val="2B2B2B"/>
-                <w:sz w:val="20"/>
-              </w:rPr>
-              <w:t>Diccionario de datos completo y formato justificado</w:t>
-            </w:r>
-          </w:p>
-        </w:tc>
-      </w:tr>
-      <w:tr>
-        <w:tc>
-          <w:tcPr>
-            <w:tcW w:type="dxa" w:w="3264"/>
-          </w:tcPr>
-          <w:p>
-            <w:r/>
-            <w:r>
-              <w:rPr>
-                <w:rFonts w:ascii="Calibri" w:hAnsi="Calibri" w:eastAsia="Calibri"/>
-                <w:b w:val="0"/>
-                <w:color w:val="2B2B2B"/>
-                <w:sz w:val="20"/>
-              </w:rPr>
-              <w:t>Plan de pruebas</w:t>
-            </w:r>
-          </w:p>
-        </w:tc>
-        <w:tc>
-          <w:tcPr>
-            <w:tcW w:type="dxa" w:w="3264"/>
-          </w:tcPr>
-          <w:p>
-            <w:r/>
-            <w:r>
-              <w:rPr>
-                <w:rFonts w:ascii="Calibri" w:hAnsi="Calibri" w:eastAsia="Calibri"/>
-                <w:b w:val="0"/>
-                <w:color w:val="2B2B2B"/>
-                <w:sz w:val="20"/>
-              </w:rPr>
-              <w:t>10</w:t>
-            </w:r>
-          </w:p>
-        </w:tc>
-        <w:tc>
-          <w:tcPr>
-            <w:tcW w:type="dxa" w:w="3264"/>
-          </w:tcPr>
-          <w:p>
-            <w:r/>
-            <w:r>
-              <w:rPr>
-                <w:rFonts w:ascii="Calibri" w:hAnsi="Calibri" w:eastAsia="Calibri"/>
-                <w:b w:val="0"/>
-                <w:color w:val="2B2B2B"/>
-                <w:sz w:val="20"/>
-              </w:rPr>
-              <w:t>Casos de prueba que cubren los requisitos criticos</w:t>
-            </w:r>
-          </w:p>
-        </w:tc>
-      </w:tr>
-      <w:tr>
-        <w:tc>
-          <w:tcPr>
-            <w:tcW w:type="dxa" w:w="3264"/>
-            <w:shd w:val="clear" w:fill="F2F2F2"/>
-          </w:tcPr>
-          <w:p>
-            <w:r/>
-            <w:r>
-              <w:rPr>
-                <w:rFonts w:ascii="Calibri" w:hAnsi="Calibri" w:eastAsia="Calibri"/>
-                <w:b w:val="0"/>
-                <w:color w:val="2B2B2B"/>
-                <w:sz w:val="20"/>
-              </w:rPr>
-              <w:t>Sustentacion</w:t>
-            </w:r>
-          </w:p>
-        </w:tc>
-        <w:tc>
-          <w:tcPr>
-            <w:tcW w:type="dxa" w:w="3264"/>
-            <w:shd w:val="clear" w:fill="F2F2F2"/>
-          </w:tcPr>
-          <w:p>
-            <w:r/>
-            <w:r>
-              <w:rPr>
-                <w:rFonts w:ascii="Calibri" w:hAnsi="Calibri" w:eastAsia="Calibri"/>
-                <w:b w:val="0"/>
-                <w:color w:val="2B2B2B"/>
-                <w:sz w:val="20"/>
-              </w:rPr>
-              <w:t>10</w:t>
-            </w:r>
-          </w:p>
-        </w:tc>
-        <w:tc>
-          <w:tcPr>
-            <w:tcW w:type="dxa" w:w="3264"/>
-            <w:shd w:val="clear" w:fill="F2F2F2"/>
-          </w:tcPr>
-          <w:p>
-            <w:r/>
-            <w:r>
-              <w:rPr>
-                <w:rFonts w:ascii="Calibri" w:hAnsi="Calibri" w:eastAsia="Calibri"/>
-                <w:b w:val="0"/>
-                <w:color w:val="2B2B2B"/>
-                <w:sz w:val="20"/>
-              </w:rPr>
-              <w:t>Se pregunta al azar a cualquier integrante sobre cualquier parte</w:t>
-            </w:r>
-          </w:p>
-        </w:tc>
-      </w:tr>
-    </w:tbl>
-    <w:p>
-      <w:pPr>
-        <w:spacing w:after="80" w:before="0"/>
-        <w:jc w:val="left"/>
-      </w:pPr>
-    </w:p>
-    <w:p>
-      <w:pPr>
-        <w:spacing w:after="120" w:before="240"/>
-        <w:jc w:val="left"/>
-      </w:pPr>
-      <w:r>
-        <w:rPr>
-          <w:rFonts w:ascii="Calibri" w:hAnsi="Calibri" w:eastAsia="Calibri"/>
-          <w:b/>
-          <w:color w:val="095292"/>
-          <w:sz w:val="24"/>
-        </w:rPr>
-        <w:t>8. Entrega y sustentacion</w:t>
+        <w:t>4. Entrega y sustentacion</w:t>
       </w:r>
     </w:p>
     <w:p>
@@ -1637,235 +1171,7 @@
           <w:color w:val="2B2B2B"/>
           <w:sz w:val="22"/>
         </w:rPr>
-        <w:t xml:space="preserve"> un solo archivo .zip —dentro puede ir cualquier tipo de archivo; maximo 50 MB—, con esto adentro:</w:t>
-      </w:r>
-    </w:p>
-    <w:tbl>
-      <w:tblPr>
-        <w:tblStyle w:val="TableGrid"/>
-        <w:tblW w:type="auto" w:w="0"/>
-        <w:tblLayout w:type="fixed"/>
-        <w:tblLook w:firstColumn="1" w:firstRow="1" w:lastColumn="0" w:lastRow="0" w:noHBand="0" w:noVBand="1" w:val="04A0"/>
-      </w:tblPr>
-      <w:tblGrid>
-        <w:gridCol w:w="4896"/>
-        <w:gridCol w:w="4896"/>
-      </w:tblGrid>
-      <w:tr>
-        <w:tc>
-          <w:tcPr>
-            <w:tcW w:type="dxa" w:w="2448"/>
-            <w:shd w:val="clear" w:fill="095292"/>
-          </w:tcPr>
-          <w:p>
-            <w:r/>
-            <w:r>
-              <w:rPr>
-                <w:rFonts w:ascii="Calibri" w:hAnsi="Calibri" w:eastAsia="Calibri"/>
-                <w:b/>
-                <w:color w:val="FFFFFF"/>
-                <w:sz w:val="20"/>
-              </w:rPr>
-              <w:t>En el .zip</w:t>
-            </w:r>
-          </w:p>
-        </w:tc>
-        <w:tc>
-          <w:tcPr>
-            <w:tcW w:type="dxa" w:w="7344"/>
-            <w:shd w:val="clear" w:fill="095292"/>
-          </w:tcPr>
-          <w:p>
-            <w:r/>
-            <w:r>
-              <w:rPr>
-                <w:rFonts w:ascii="Calibri" w:hAnsi="Calibri" w:eastAsia="Calibri"/>
-                <w:b/>
-                <w:color w:val="FFFFFF"/>
-                <w:sz w:val="20"/>
-              </w:rPr>
-              <w:t>Que contiene</w:t>
-            </w:r>
-          </w:p>
-        </w:tc>
-      </w:tr>
-      <w:tr>
-        <w:tc>
-          <w:tcPr>
-            <w:tcW w:type="dxa" w:w="2448"/>
-          </w:tcPr>
-          <w:p>
-            <w:r/>
-            <w:r>
-              <w:rPr>
-                <w:rFonts w:ascii="Calibri" w:hAnsi="Calibri" w:eastAsia="Calibri"/>
-                <w:b w:val="0"/>
-                <w:color w:val="2B2B2B"/>
-                <w:sz w:val="20"/>
-              </w:rPr>
-              <w:t>Documento de diseno</w:t>
-            </w:r>
-          </w:p>
-        </w:tc>
-        <w:tc>
-          <w:tcPr>
-            <w:tcW w:type="dxa" w:w="7344"/>
-          </w:tcPr>
-          <w:p>
-            <w:r/>
-            <w:r>
-              <w:rPr>
-                <w:rFonts w:ascii="Calibri" w:hAnsi="Calibri" w:eastAsia="Calibri"/>
-                <w:b w:val="0"/>
-                <w:color w:val="2B2B2B"/>
-                <w:sz w:val="20"/>
-              </w:rPr>
-              <w:t>PDF: requisitos RF/RNF, casos de uso, diagrama de clases, diagrama dinamico (actividad o secuencia) y diccionario de datos con el formato de almacenamiento.</w:t>
-            </w:r>
-          </w:p>
-        </w:tc>
-      </w:tr>
-      <w:tr>
-        <w:tc>
-          <w:tcPr>
-            <w:tcW w:type="dxa" w:w="2448"/>
-            <w:shd w:val="clear" w:fill="F2F2F2"/>
-          </w:tcPr>
-          <w:p>
-            <w:r/>
-            <w:r>
-              <w:rPr>
-                <w:rFonts w:ascii="Calibri" w:hAnsi="Calibri" w:eastAsia="Calibri"/>
-                <w:b w:val="0"/>
-                <w:color w:val="2B2B2B"/>
-                <w:sz w:val="20"/>
-              </w:rPr>
-              <w:t>diagramas/</w:t>
-            </w:r>
-          </w:p>
-        </w:tc>
-        <w:tc>
-          <w:tcPr>
-            <w:tcW w:type="dxa" w:w="7344"/>
-            <w:shd w:val="clear" w:fill="F2F2F2"/>
-          </w:tcPr>
-          <w:p>
-            <w:r/>
-            <w:r>
-              <w:rPr>
-                <w:rFonts w:ascii="Calibri" w:hAnsi="Calibri" w:eastAsia="Calibri"/>
-                <w:b w:val="0"/>
-                <w:color w:val="2B2B2B"/>
-                <w:sz w:val="20"/>
-              </w:rPr>
-              <w:t>Cada diagrama exportado en PNG, con su archivo fuente.</w:t>
-            </w:r>
-          </w:p>
-        </w:tc>
-      </w:tr>
-      <w:tr>
-        <w:tc>
-          <w:tcPr>
-            <w:tcW w:type="dxa" w:w="2448"/>
-          </w:tcPr>
-          <w:p>
-            <w:r/>
-            <w:r>
-              <w:rPr>
-                <w:rFonts w:ascii="Calibri" w:hAnsi="Calibri" w:eastAsia="Calibri"/>
-                <w:b w:val="0"/>
-                <w:color w:val="2B2B2B"/>
-                <w:sz w:val="20"/>
-              </w:rPr>
-              <w:t>Mockup</w:t>
-            </w:r>
-          </w:p>
-        </w:tc>
-        <w:tc>
-          <w:tcPr>
-            <w:tcW w:type="dxa" w:w="7344"/>
-          </w:tcPr>
-          <w:p>
-            <w:r/>
-            <w:r>
-              <w:rPr>
-                <w:rFonts w:ascii="Calibri" w:hAnsi="Calibri" w:eastAsia="Calibri"/>
-                <w:b w:val="0"/>
-                <w:color w:val="2B2B2B"/>
-                <w:sz w:val="20"/>
-              </w:rPr>
-              <w:t>El PDF exportado de las pantallas. El enlace al mockup navegable (Figma, Penpot o Balsamiq) va dentro del documento de diseno.</w:t>
-            </w:r>
-          </w:p>
-        </w:tc>
-      </w:tr>
-      <w:tr>
-        <w:tc>
-          <w:tcPr>
-            <w:tcW w:type="dxa" w:w="2448"/>
-            <w:shd w:val="clear" w:fill="F2F2F2"/>
-          </w:tcPr>
-          <w:p>
-            <w:r/>
-            <w:r>
-              <w:rPr>
-                <w:rFonts w:ascii="Calibri" w:hAnsi="Calibri" w:eastAsia="Calibri"/>
-                <w:b w:val="0"/>
-                <w:color w:val="2B2B2B"/>
-                <w:sz w:val="20"/>
-              </w:rPr>
-              <w:t>Plan de pruebas</w:t>
-            </w:r>
-          </w:p>
-        </w:tc>
-        <w:tc>
-          <w:tcPr>
-            <w:tcW w:type="dxa" w:w="7344"/>
-            <w:shd w:val="clear" w:fill="F2F2F2"/>
-          </w:tcPr>
-          <w:p>
-            <w:r/>
-            <w:r>
-              <w:rPr>
-                <w:rFonts w:ascii="Calibri" w:hAnsi="Calibri" w:eastAsia="Calibri"/>
-                <w:b w:val="0"/>
-                <w:color w:val="2B2B2B"/>
-                <w:sz w:val="20"/>
-              </w:rPr>
-              <w:t>Los casos de prueba, cada uno trazado al requisito que verifica.</w:t>
-            </w:r>
-          </w:p>
-        </w:tc>
-      </w:tr>
-    </w:tbl>
-    <w:p>
-      <w:pPr>
-        <w:spacing w:after="80" w:before="0"/>
-        <w:jc w:val="left"/>
-      </w:pPr>
-    </w:p>
-    <w:p>
-      <w:pPr>
-        <w:pStyle w:val="ListBullet"/>
-        <w:spacing w:after="40"/>
-      </w:pPr>
-      <w:r>
-        <w:rPr>
-          <w:rFonts w:ascii="Calibri" w:hAnsi="Calibri" w:eastAsia="Calibri"/>
-          <w:b/>
-          <w:color w:val="2B2B2B"/>
-          <w:sz w:val="22"/>
-        </w:rPr>
-        <w:t>Enlace obligatorio:</w:t>
-      </w:r>
-      <w:r>
-        <w:rPr>
-          <w:rFonts w:ascii="Calibri" w:hAnsi="Calibri" w:eastAsia="Calibri"/>
-          <w:b w:val="0"/>
-          <w:color w:val="2B2B2B"/>
-          <w:sz w:val="22"/>
-        </w:rPr>
-        <w:t xml:space="preserve"> junto al .zip, la carpeta de Drive del equipo o el repositorio, con los mismos archivos.</w:t>
+        <w:t xml:space="preserve"> el .zip (maximo 50 MB) y, junto a el, la carpeta de Drive del equipo o el repositorio, con los mismos archivos.</w:t>
       </w:r>
     </w:p>
     <w:p>
@@ -1913,7 +1219,7 @@
           <w:color w:val="2B2B2B"/>
           <w:sz w:val="22"/>
         </w:rPr>
-        <w:t xml:space="preserve"> jueves 19/11/2026, en la ultima clase (sesion 13, mismo dia del Parcial 3), por Meet: 15 minutos de exposicion + 5 minutos de preguntas por equipo (turno de 20 minutos); hablan todos los integrantes.</w:t>
+        <w:t xml:space="preserve"> jueves 19/11/2026, en la ultima clase (mismo dia del Parcial 3), por Meet: 15 minutos de exposicion + 5 minutos de preguntas por equipo (turno de 20 minutos); hablan todos los integrantes.</w:t>
       </w:r>
     </w:p>
     <w:p>
@@ -1928,7 +1234,7 @@
           <w:color w:val="2B2B2B"/>
           <w:sz w:val="22"/>
         </w:rPr>
-        <w:t>Que se muestra en la sustentacion:</w:t>
+        <w:t>Que se muestra:</w:t>
       </w:r>
       <w:r>
         <w:rPr>
@@ -1938,6 +1244,75 @@
           <w:sz w:val="22"/>
         </w:rPr>
         <w:t xml:space="preserve"> el mockup navegable recorriendo el flujo critico (registrar, buscar y ver el historial) y la trazabilidad de un requisito hasta su caso de uso y su caso de prueba.</w:t>
+      </w:r>
+    </w:p>
+    <w:p>
+      <w:pPr>
+        <w:spacing w:after="120" w:before="240"/>
+        <w:jc w:val="left"/>
+      </w:pPr>
+      <w:r>
+        <w:rPr>
+          <w:rFonts w:ascii="Calibri" w:hAnsi="Calibri" w:eastAsia="Calibri"/>
+          <w:b/>
+          <w:color w:val="095292"/>
+          <w:sz w:val="24"/>
+        </w:rPr>
+        <w:t>5. Reglas</w:t>
+      </w:r>
+    </w:p>
+    <w:p>
+      <w:pPr>
+        <w:pStyle w:val="ListBullet"/>
+        <w:spacing w:after="40"/>
+      </w:pPr>
+      <w:r>
+        <w:rPr>
+          <w:rFonts w:ascii="Calibri" w:hAnsi="Calibri" w:eastAsia="Calibri"/>
+          <w:b/>
+          <w:color w:val="2B2B2B"/>
+          <w:sz w:val="22"/>
+        </w:rPr>
+        <w:t>Equipo de 4 a 5 integrantes (maximo 5)</w:t>
+      </w:r>
+      <w:r>
+        <w:rPr>
+          <w:rFonts w:ascii="Calibri" w:hAnsi="Calibri" w:eastAsia="Calibri"/>
+          <w:b w:val="0"/>
+          <w:color w:val="2B2B2B"/>
+          <w:sz w:val="22"/>
+        </w:rPr>
+        <w:t>, el mismo hasta el final. Es regla solo del proyecto: talleres, quices y parciales tienen su propia modalidad.</w:t>
+      </w:r>
+    </w:p>
+    <w:p>
+      <w:pPr>
+        <w:pStyle w:val="ListBullet"/>
+        <w:spacing w:after="40"/>
+      </w:pPr>
+      <w:r>
+        <w:rPr>
+          <w:rFonts w:ascii="Calibri" w:hAnsi="Calibri" w:eastAsia="Calibri"/>
+          <w:b w:val="0"/>
+          <w:color w:val="2B2B2B"/>
+          <w:sz w:val="22"/>
+        </w:rPr>
+        <w:t>Todos los integrantes deben poder explicar cualquier parte: en la sustentacion las preguntas van al azar a cualquiera.</w:t>
+      </w:r>
+    </w:p>
+    <w:p>
+      <w:pPr>
+        <w:pStyle w:val="ListBullet"/>
+        <w:spacing w:after="40"/>
+      </w:pPr>
+      <w:r>
+        <w:rPr>
+          <w:rFonts w:ascii="Calibri" w:hAnsi="Calibri" w:eastAsia="Calibri"/>
+          <w:b w:val="0"/>
+          <w:color w:val="2B2B2B"/>
+          <w:sz w:val="22"/>
+        </w:rPr>
+        <w:t>Herramientas gratuitas: draw.io para los diagramas y Figma, Penpot o Balsamiq para el mockup.</w:t>
       </w:r>
     </w:p>
     <w:sectPr>
